--- a/Avanzado/Modulo5/documentacion/Documentacion_Completa_LoDeTincho.docx
+++ b/Avanzado/Modulo5/documentacion/Documentacion_Completa_LoDeTincho.docx
@@ -33,7 +33,7 @@
           <w:color w:val="808080"/>
           <w:sz w:val="18"/>
         </w:rPr>
-        <w:t>Generado: 2026-09-28  ·  15 documentos.</w:t>
+        <w:t>Generado: 2026-09-30  ·  15 documentos.</w:t>
       </w:r>
     </w:p>
     <w:p>
@@ -1355,7 +1355,7 @@
         <w:pStyle w:val="Heading1"/>
       </w:pPr>
       <w:r>
-        <w:t>Central de turnos</w:t>
+        <w:t>Turnos por mail</w:t>
       </w:r>
     </w:p>
     <w:p>
@@ -1363,10 +1363,10 @@
         <w:rPr>
           <w:b/>
         </w:rPr>
-        <w:t xml:space="preserve">Central de turnos: </w:t>
-      </w:r>
-      <w:r>
-        <w:t>0800-666-6587</w:t>
+        <w:t xml:space="preserve">Turnos por mail: </w:t>
+      </w:r>
+      <w:r>
+        <w:t>mwquiero@gmail.com</w:t>
       </w:r>
     </w:p>
     <w:p>
@@ -1374,10 +1374,10 @@
         <w:rPr>
           <w:b/>
         </w:rPr>
-        <w:t xml:space="preserve">Turnos por WhatsApp: </w:t>
-      </w:r>
-      <w:r>
-        <w:t>+549 11 4493-2017</w:t>
+        <w:t xml:space="preserve">WhatsApp: </w:t>
+      </w:r>
+      <w:r>
+        <w:t>por chat en el Workflow del asistente</w:t>
       </w:r>
     </w:p>
     <w:p>
@@ -1385,10 +1385,10 @@
         <w:rPr>
           <w:b/>
         </w:rPr>
-        <w:t xml:space="preserve">Conmutador: </w:t>
-      </w:r>
-      <w:r>
-        <w:t>(54-11) 4821-1600</w:t>
+        <w:t xml:space="preserve">Consultas por mail: </w:t>
+      </w:r>
+      <w:r>
+        <w:t>mwquiero@gmail.com</w:t>
       </w:r>
     </w:p>
     <w:p>
@@ -1697,7 +1697,7 @@
     </w:p>
     <w:p>
       <w:r>
-        <w:t>Para solicitar un turno con los profesionales que se encuentran a continuación comunicate al: 0800-666-6587, por WhatsApp: +54911 4493-2017 o desde miportalclinicas.com.ar.</w:t>
+        <w:t>Para solicitar un turno con los profesionales que se encuentran a continuación comunicate por mail a mwquiero@gmail.com o por WhatsApp (por chat en el Workflow del asistente).</w:t>
       </w:r>
     </w:p>
     <w:p>
@@ -3086,10 +3086,10 @@
         <w:rPr>
           <w:b/>
         </w:rPr>
-        <w:t xml:space="preserve">Teléfono: </w:t>
-      </w:r>
-      <w:r>
-        <w:t>4821-1600 int 51185</w:t>
+        <w:t xml:space="preserve">Consultas por mail: </w:t>
+      </w:r>
+      <w:r>
+        <w:t>mwquiero@gmail.com</w:t>
       </w:r>
     </w:p>
     <w:p>
@@ -3100,7 +3100,7 @@
         <w:t xml:space="preserve">Mail: </w:t>
       </w:r>
       <w:r>
-        <w:t>clinicabz@lodetincho.com.ar</w:t>
+        <w:t>mwquiero@gmail.com</w:t>
       </w:r>
     </w:p>
     <w:p>
@@ -3592,10 +3592,10 @@
         <w:rPr>
           <w:b/>
         </w:rPr>
-        <w:t xml:space="preserve">Central de Turnos: </w:t>
-      </w:r>
-      <w:r>
-        <w:t>0800-666-6587 (lunes a viernes de 8.00 a 20.00 hs)</w:t>
+        <w:t xml:space="preserve">Turnos por mail: </w:t>
+      </w:r>
+      <w:r>
+        <w:t>mwquiero@gmail.com</w:t>
       </w:r>
     </w:p>
     <w:p>
@@ -3606,7 +3606,7 @@
         <w:t xml:space="preserve">WhatsApp: </w:t>
       </w:r>
       <w:r>
-        <w:t>+54911 4493-2017</w:t>
+        <w:t>por chat en el Workflow del asistente</w:t>
       </w:r>
     </w:p>
     <w:p>
@@ -3614,10 +3614,10 @@
         <w:rPr>
           <w:b/>
         </w:rPr>
-        <w:t xml:space="preserve">Mi Portal Autogestión: </w:t>
-      </w:r>
-      <w:r>
-        <w:t>www.miportalclinicas.com.ar</w:t>
+        <w:t xml:space="preserve">Web (asistente): </w:t>
+      </w:r>
+      <w:r>
+        <w:t>el Workflow del asistente</w:t>
       </w:r>
     </w:p>
     <w:p/>
@@ -3638,7 +3638,7 @@
     </w:p>
     <w:p>
       <w:r>
-        <w:t>Ya podés comunicarte telefónicamente al 0800-666-6587 de lunes a viernes de 8:00 a 20:00 hs o vía WhatsApp al +549 11 4493-2017 para solicitar un turno para endoscopía digestiva alta o colonoscopia, según indicación médica.</w:t>
+        <w:t>Ya podés comunicarte por mail a mwquiero@gmail.com o por WhatsApp (por chat en el Workflow del asistente) para solicitar un turno para endoscopía digestiva alta o colonoscopia, según indicación médica.</w:t>
       </w:r>
     </w:p>
     <w:p>
@@ -3736,7 +3736,7 @@
     </w:p>
     <w:p>
       <w:r>
-        <w:t>Ayudémonos para que más personas se atiendan a tiempo. Podés cancelar tu turno médico en miportalclinicas.com.ar.</w:t>
+        <w:t>Ayudémonos para que más personas se atiendan a tiempo. Podés cancelar tu turno médico en el Workflow del asistente.</w:t>
       </w:r>
     </w:p>
     <w:p/>
@@ -3778,7 +3778,7 @@
         <w:pStyle w:val="ListBullet"/>
       </w:pPr>
       <w:r>
-        <w:t>Central de Turnos: 0800-666-6587</w:t>
+        <w:t>Turnos por mail: mwquiero@gmail.com</w:t>
       </w:r>
     </w:p>
     <w:p>
@@ -3786,7 +3786,7 @@
         <w:pStyle w:val="ListBullet"/>
       </w:pPr>
       <w:r>
-        <w:t>WhatsApp: 1144932017</w:t>
+        <w:t>WhatsApp: por chat en el Workflow del asistente</w:t>
       </w:r>
     </w:p>
     <w:p>
@@ -3794,7 +3794,7 @@
         <w:pStyle w:val="ListBullet"/>
       </w:pPr>
       <w:r>
-        <w:t>Portal WEB: www.miportalclinicas.com.ar</w:t>
+        <w:t>Web (asistente): el Workflow del asistente</w:t>
       </w:r>
     </w:p>
     <w:p/>
